--- a/material_abierto/03_practicas/editables/BDPII_Proyecto_Final.docx
+++ b/material_abierto/03_practicas/editables/BDPII_Proyecto_Final.docx
@@ -130,7 +130,7 @@
                     <pic:cNvPicPr/>
                   </pic:nvPicPr>
                   <pic:blipFill>
-                    <a:blip r:embed="rId14"/>
+                    <a:blip r:embed="rId8"/>
                     <a:stretch>
                       <a:fillRect/>
                     </a:stretch>
